--- a/Task3.docx
+++ b/Task3.docx
@@ -374,49 +374,7 @@
                                       <w14:round/>
                                     </w14:textOutline>
                                   </w:rPr>
-                                  <w:t xml:space="preserve">Phase 2 (Final </w:t>
-                                </w:r>
-                                <w:proofErr w:type="gramStart"/>
-                                <w:r>
-                                  <w:rPr>
-                                    <w:b w:val="0"/>
-                                    <w:bCs w:val="0"/>
-                                    <w:color w:val="0070C0"/>
-                                    <w:sz w:val="28"/>
-                                    <w:szCs w:val="28"/>
-                                    <w14:shadow w14:blurRad="38100" w14:dist="19050" w14:dir="2700000" w14:sx="100000" w14:sy="100000" w14:kx="0" w14:ky="0" w14:algn="tl">
-                                      <w14:schemeClr w14:val="dk1">
-                                        <w14:alpha w14:val="60000"/>
-                                      </w14:schemeClr>
-                                    </w14:shadow>
-                                    <w14:textOutline w14:w="0" w14:cap="flat" w14:cmpd="sng" w14:algn="ctr">
-                                      <w14:noFill/>
-                                      <w14:prstDash w14:val="solid"/>
-                                      <w14:round/>
-                                    </w14:textOutline>
-                                  </w:rPr>
-                                  <w:t>project  Report</w:t>
-                                </w:r>
-                                <w:proofErr w:type="gramEnd"/>
-                                <w:r>
-                                  <w:rPr>
-                                    <w:b w:val="0"/>
-                                    <w:bCs w:val="0"/>
-                                    <w:color w:val="0070C0"/>
-                                    <w:sz w:val="28"/>
-                                    <w:szCs w:val="28"/>
-                                    <w14:shadow w14:blurRad="38100" w14:dist="19050" w14:dir="2700000" w14:sx="100000" w14:sy="100000" w14:kx="0" w14:ky="0" w14:algn="tl">
-                                      <w14:schemeClr w14:val="dk1">
-                                        <w14:alpha w14:val="60000"/>
-                                      </w14:schemeClr>
-                                    </w14:shadow>
-                                    <w14:textOutline w14:w="0" w14:cap="flat" w14:cmpd="sng" w14:algn="ctr">
-                                      <w14:noFill/>
-                                      <w14:prstDash w14:val="solid"/>
-                                      <w14:round/>
-                                    </w14:textOutline>
-                                  </w:rPr>
-                                  <w:t>)</w:t>
+                                  <w:t>Phase 2 (Final project  Report)</w:t>
                                 </w:r>
                                 <w:r>
                                   <w:rPr>
@@ -932,49 +890,7 @@
                                 <w14:round/>
                               </w14:textOutline>
                             </w:rPr>
-                            <w:t xml:space="preserve">Phase 2 (Final </w:t>
-                          </w:r>
-                          <w:proofErr w:type="gramStart"/>
-                          <w:r>
-                            <w:rPr>
-                              <w:b w:val="0"/>
-                              <w:bCs w:val="0"/>
-                              <w:color w:val="0070C0"/>
-                              <w:sz w:val="28"/>
-                              <w:szCs w:val="28"/>
-                              <w14:shadow w14:blurRad="38100" w14:dist="19050" w14:dir="2700000" w14:sx="100000" w14:sy="100000" w14:kx="0" w14:ky="0" w14:algn="tl">
-                                <w14:schemeClr w14:val="dk1">
-                                  <w14:alpha w14:val="60000"/>
-                                </w14:schemeClr>
-                              </w14:shadow>
-                              <w14:textOutline w14:w="0" w14:cap="flat" w14:cmpd="sng" w14:algn="ctr">
-                                <w14:noFill/>
-                                <w14:prstDash w14:val="solid"/>
-                                <w14:round/>
-                              </w14:textOutline>
-                            </w:rPr>
-                            <w:t>project  Report</w:t>
-                          </w:r>
-                          <w:proofErr w:type="gramEnd"/>
-                          <w:r>
-                            <w:rPr>
-                              <w:b w:val="0"/>
-                              <w:bCs w:val="0"/>
-                              <w:color w:val="0070C0"/>
-                              <w:sz w:val="28"/>
-                              <w:szCs w:val="28"/>
-                              <w14:shadow w14:blurRad="38100" w14:dist="19050" w14:dir="2700000" w14:sx="100000" w14:sy="100000" w14:kx="0" w14:ky="0" w14:algn="tl">
-                                <w14:schemeClr w14:val="dk1">
-                                  <w14:alpha w14:val="60000"/>
-                                </w14:schemeClr>
-                              </w14:shadow>
-                              <w14:textOutline w14:w="0" w14:cap="flat" w14:cmpd="sng" w14:algn="ctr">
-                                <w14:noFill/>
-                                <w14:prstDash w14:val="solid"/>
-                                <w14:round/>
-                              </w14:textOutline>
-                            </w:rPr>
-                            <w:t>)</w:t>
+                            <w:t>Phase 2 (Final project  Report)</w:t>
                           </w:r>
                           <w:r>
                             <w:rPr>
@@ -5649,8 +5565,8 @@
           <w:b/>
           <w:bCs/>
           <w:color w:val="auto"/>
-          <w:sz w:val="24"/>
-          <w:szCs w:val="24"/>
+          <w:sz w:val="28"/>
+          <w:szCs w:val="28"/>
         </w:rPr>
       </w:pPr>
       <w:r>
@@ -5659,8 +5575,8 @@
           <w:b/>
           <w:bCs/>
           <w:color w:val="auto"/>
-          <w:sz w:val="24"/>
-          <w:szCs w:val="24"/>
+          <w:sz w:val="28"/>
+          <w:szCs w:val="28"/>
         </w:rPr>
         <w:t xml:space="preserve">Data Flow Diagrams </w:t>
       </w:r>
@@ -5670,14 +5586,137 @@
           <w:b/>
           <w:bCs/>
           <w:color w:val="auto"/>
-          <w:sz w:val="24"/>
-          <w:szCs w:val="24"/>
+          <w:sz w:val="28"/>
+          <w:szCs w:val="28"/>
         </w:rPr>
         <w:t>(DFDs):</w:t>
       </w:r>
     </w:p>
     <w:p>
       <w:pPr>
+        <w:pStyle w:val="af5"/>
+        <w:numPr>
+          <w:ilvl w:val="0"/>
+          <w:numId w:val="22"/>
+        </w:numPr>
+        <w:rPr>
+          <w:rFonts w:ascii="Times New Roman" w:hAnsi="Times New Roman" w:cs="Times New Roman"/>
+          <w:b/>
+          <w:bCs/>
+          <w:color w:val="auto"/>
+          <w:sz w:val="28"/>
+          <w:szCs w:val="28"/>
+        </w:rPr>
+      </w:pPr>
+      <w:r>
+        <w:rPr>
+          <w:rFonts w:ascii="Times New Roman" w:hAnsi="Times New Roman" w:cs="Times New Roman"/>
+          <w:b/>
+          <w:bCs/>
+          <w:noProof/>
+          <w:color w:val="auto"/>
+          <w:sz w:val="28"/>
+          <w:szCs w:val="28"/>
+        </w:rPr>
+        <w:drawing>
+          <wp:anchor distT="0" distB="0" distL="114300" distR="114300" simplePos="0" relativeHeight="251691008" behindDoc="0" locked="0" layoutInCell="1" allowOverlap="1" wp14:anchorId="5E3EBE94" wp14:editId="341C059A">
+            <wp:simplePos x="0" y="0"/>
+            <wp:positionH relativeFrom="column">
+              <wp:posOffset>-1539240</wp:posOffset>
+            </wp:positionH>
+            <wp:positionV relativeFrom="paragraph">
+              <wp:posOffset>356235</wp:posOffset>
+            </wp:positionV>
+            <wp:extent cx="7117080" cy="3995420"/>
+            <wp:effectExtent l="0" t="0" r="7620" b="5080"/>
+            <wp:wrapSquare wrapText="bothSides"/>
+            <wp:docPr id="592542445" name="صورة 12"/>
+            <wp:cNvGraphicFramePr>
+              <a:graphicFrameLocks xmlns:a="http://schemas.openxmlformats.org/drawingml/2006/main" noChangeAspect="1"/>
+            </wp:cNvGraphicFramePr>
+            <a:graphic xmlns:a="http://schemas.openxmlformats.org/drawingml/2006/main">
+              <a:graphicData uri="http://schemas.openxmlformats.org/drawingml/2006/picture">
+                <pic:pic xmlns:pic="http://schemas.openxmlformats.org/drawingml/2006/picture">
+                  <pic:nvPicPr>
+                    <pic:cNvPr id="592542445" name="صورة 592542445"/>
+                    <pic:cNvPicPr/>
+                  </pic:nvPicPr>
+                  <pic:blipFill>
+                    <a:blip r:embed="rId15"/>
+                    <a:stretch>
+                      <a:fillRect/>
+                    </a:stretch>
+                  </pic:blipFill>
+                  <pic:spPr>
+                    <a:xfrm>
+                      <a:off x="0" y="0"/>
+                      <a:ext cx="7117080" cy="3995420"/>
+                    </a:xfrm>
+                    <a:prstGeom prst="rect">
+                      <a:avLst/>
+                    </a:prstGeom>
+                  </pic:spPr>
+                </pic:pic>
+              </a:graphicData>
+            </a:graphic>
+            <wp14:sizeRelH relativeFrom="margin">
+              <wp14:pctWidth>0</wp14:pctWidth>
+            </wp14:sizeRelH>
+          </wp:anchor>
+        </w:drawing>
+      </w:r>
+      <w:r>
+        <w:rPr>
+          <w:rFonts w:ascii="Times New Roman" w:hAnsi="Times New Roman" w:cs="Times New Roman"/>
+          <w:b/>
+          <w:bCs/>
+          <w:color w:val="auto"/>
+          <w:sz w:val="28"/>
+          <w:szCs w:val="28"/>
+        </w:rPr>
+        <w:t>Context Dia</w:t>
+      </w:r>
+      <w:r>
+        <w:rPr>
+          <w:rFonts w:ascii="Times New Roman" w:hAnsi="Times New Roman" w:cs="Times New Roman"/>
+          <w:b/>
+          <w:bCs/>
+          <w:color w:val="auto"/>
+          <w:sz w:val="28"/>
+          <w:szCs w:val="28"/>
+        </w:rPr>
+        <w:t>gram</w:t>
+      </w:r>
+    </w:p>
+    <w:p>
+      <w:pPr>
+        <w:ind w:left="360"/>
+        <w:rPr>
+          <w:rFonts w:ascii="Times New Roman" w:hAnsi="Times New Roman" w:cs="Times New Roman"/>
+          <w:b/>
+          <w:bCs/>
+          <w:color w:val="auto"/>
+          <w:sz w:val="24"/>
+          <w:szCs w:val="24"/>
+        </w:rPr>
+      </w:pPr>
+    </w:p>
+    <w:p>
+      <w:pPr>
+        <w:ind w:left="360"/>
+        <w:rPr>
+          <w:rFonts w:ascii="Times New Roman" w:hAnsi="Times New Roman" w:cs="Times New Roman"/>
+          <w:b/>
+          <w:bCs/>
+          <w:color w:val="auto"/>
+          <w:sz w:val="24"/>
+          <w:szCs w:val="24"/>
+        </w:rPr>
+      </w:pPr>
+    </w:p>
+    <w:p>
+      <w:pPr>
+        <w:ind w:left="360"/>
         <w:rPr>
           <w:sz w:val="24"/>
           <w:szCs w:val="24"/>
@@ -6445,7 +6484,7 @@
       </w:pPr>
     </w:p>
     <w:sectPr>
-      <w:headerReference w:type="default" r:id="rId15"/>
+      <w:headerReference w:type="default" r:id="rId16"/>
       <w:pgSz w:w="12240" w:h="15840" w:code="1"/>
       <w:pgMar w:top="1080" w:right="720" w:bottom="2160" w:left="3096" w:header="1080" w:footer="720" w:gutter="0"/>
       <w:pgNumType w:start="1"/>
@@ -7366,6 +7405,8 @@
           <w:r>
             <w:rPr>
               <w:rFonts w:hint="cs"/>
+              <w:b w:val="0"/>
+              <w:bCs w:val="0"/>
               <w:noProof/>
               <w:rtl/>
             </w:rPr>
@@ -7374,6 +7415,8 @@
           <w:r>
             <w:rPr>
               <w:rFonts w:hint="cs"/>
+              <w:b w:val="0"/>
+              <w:bCs w:val="0"/>
               <w:noProof/>
             </w:rPr>
             <w:instrText>Heading 1</w:instrText>
@@ -7381,6 +7424,8 @@
           <w:r>
             <w:rPr>
               <w:rFonts w:hint="cs"/>
+              <w:b w:val="0"/>
+              <w:bCs w:val="0"/>
               <w:noProof/>
               <w:rtl/>
             </w:rPr>
@@ -7416,6 +7461,8 @@
           <w:r>
             <w:rPr>
               <w:rFonts w:hint="cs"/>
+              <w:b w:val="0"/>
+              <w:bCs w:val="0"/>
               <w:noProof/>
               <w:rtl/>
             </w:rPr>
@@ -7424,6 +7471,8 @@
           <w:r>
             <w:rPr>
               <w:rFonts w:hint="cs"/>
+              <w:b w:val="0"/>
+              <w:bCs w:val="0"/>
               <w:noProof/>
             </w:rPr>
             <w:instrText>Heading 1</w:instrText>
@@ -7431,6 +7480,8 @@
           <w:r>
             <w:rPr>
               <w:rFonts w:hint="cs"/>
+              <w:b w:val="0"/>
+              <w:bCs w:val="0"/>
               <w:noProof/>
               <w:rtl/>
             </w:rPr>
@@ -7451,6 +7502,8 @@
           <w:r>
             <w:rPr>
               <w:rFonts w:hint="cs"/>
+              <w:b w:val="0"/>
+              <w:bCs w:val="0"/>
               <w:noProof/>
               <w:rtl/>
             </w:rPr>
@@ -7459,6 +7512,8 @@
           <w:r>
             <w:rPr>
               <w:rFonts w:hint="cs"/>
+              <w:b w:val="0"/>
+              <w:bCs w:val="0"/>
               <w:noProof/>
             </w:rPr>
             <w:t>Heading 1</w:t>
@@ -7466,6 +7521,8 @@
           <w:r>
             <w:rPr>
               <w:rFonts w:hint="cs"/>
+              <w:b w:val="0"/>
+              <w:bCs w:val="0"/>
               <w:noProof/>
               <w:rtl/>
             </w:rPr>
@@ -9344,6 +9401,95 @@
     </w:lvl>
   </w:abstractNum>
   <w:abstractNum w:abstractNumId="17" w15:restartNumberingAfterBreak="0">
+    <w:nsid w:val="73DF141C"/>
+    <w:multiLevelType w:val="hybridMultilevel"/>
+    <w:tmpl w:val="3914FE2A"/>
+    <w:lvl w:ilvl="0" w:tplc="2BEEA0E0">
+      <w:start w:val="1"/>
+      <w:numFmt w:val="decimal"/>
+      <w:lvlText w:val="%1-"/>
+      <w:lvlJc w:val="left"/>
+      <w:pPr>
+        <w:ind w:left="720" w:hanging="360"/>
+      </w:pPr>
+      <w:rPr>
+        <w:rFonts w:hint="default"/>
+      </w:rPr>
+    </w:lvl>
+    <w:lvl w:ilvl="1" w:tplc="04090019" w:tentative="1">
+      <w:start w:val="1"/>
+      <w:numFmt w:val="lowerLetter"/>
+      <w:lvlText w:val="%2."/>
+      <w:lvlJc w:val="left"/>
+      <w:pPr>
+        <w:ind w:left="1440" w:hanging="360"/>
+      </w:pPr>
+    </w:lvl>
+    <w:lvl w:ilvl="2" w:tplc="0409001B" w:tentative="1">
+      <w:start w:val="1"/>
+      <w:numFmt w:val="lowerRoman"/>
+      <w:lvlText w:val="%3."/>
+      <w:lvlJc w:val="right"/>
+      <w:pPr>
+        <w:ind w:left="2160" w:hanging="180"/>
+      </w:pPr>
+    </w:lvl>
+    <w:lvl w:ilvl="3" w:tplc="0409000F" w:tentative="1">
+      <w:start w:val="1"/>
+      <w:numFmt w:val="decimal"/>
+      <w:lvlText w:val="%4."/>
+      <w:lvlJc w:val="left"/>
+      <w:pPr>
+        <w:ind w:left="2880" w:hanging="360"/>
+      </w:pPr>
+    </w:lvl>
+    <w:lvl w:ilvl="4" w:tplc="04090019" w:tentative="1">
+      <w:start w:val="1"/>
+      <w:numFmt w:val="lowerLetter"/>
+      <w:lvlText w:val="%5."/>
+      <w:lvlJc w:val="left"/>
+      <w:pPr>
+        <w:ind w:left="3600" w:hanging="360"/>
+      </w:pPr>
+    </w:lvl>
+    <w:lvl w:ilvl="5" w:tplc="0409001B" w:tentative="1">
+      <w:start w:val="1"/>
+      <w:numFmt w:val="lowerRoman"/>
+      <w:lvlText w:val="%6."/>
+      <w:lvlJc w:val="right"/>
+      <w:pPr>
+        <w:ind w:left="4320" w:hanging="180"/>
+      </w:pPr>
+    </w:lvl>
+    <w:lvl w:ilvl="6" w:tplc="0409000F" w:tentative="1">
+      <w:start w:val="1"/>
+      <w:numFmt w:val="decimal"/>
+      <w:lvlText w:val="%7."/>
+      <w:lvlJc w:val="left"/>
+      <w:pPr>
+        <w:ind w:left="5040" w:hanging="360"/>
+      </w:pPr>
+    </w:lvl>
+    <w:lvl w:ilvl="7" w:tplc="04090019" w:tentative="1">
+      <w:start w:val="1"/>
+      <w:numFmt w:val="lowerLetter"/>
+      <w:lvlText w:val="%8."/>
+      <w:lvlJc w:val="left"/>
+      <w:pPr>
+        <w:ind w:left="5760" w:hanging="360"/>
+      </w:pPr>
+    </w:lvl>
+    <w:lvl w:ilvl="8" w:tplc="0409001B" w:tentative="1">
+      <w:start w:val="1"/>
+      <w:numFmt w:val="lowerRoman"/>
+      <w:lvlText w:val="%9."/>
+      <w:lvlJc w:val="right"/>
+      <w:pPr>
+        <w:ind w:left="6480" w:hanging="180"/>
+      </w:pPr>
+    </w:lvl>
+  </w:abstractNum>
+  <w:abstractNum w:abstractNumId="18" w15:restartNumberingAfterBreak="0">
     <w:nsid w:val="75300294"/>
     <w:multiLevelType w:val="hybridMultilevel"/>
     <w:tmpl w:val="26DACB2E"/>
@@ -9526,6 +9672,9 @@
     <w:abstractNumId w:val="15"/>
   </w:num>
   <w:num w:numId="21" w16cid:durableId="1308583101">
+    <w:abstractNumId w:val="18"/>
+  </w:num>
+  <w:num w:numId="22" w16cid:durableId="1018314486">
     <w:abstractNumId w:val="17"/>
   </w:num>
 </w:numbering>
@@ -11091,6 +11240,8 @@
     <w:rsid w:val="00D248BA"/>
     <w:rsid w:val="00D36B88"/>
     <w:rsid w:val="00D56FB7"/>
+    <w:rsid w:val="00DC7836"/>
+    <w:rsid w:val="00DD21E1"/>
     <w:rsid w:val="00DD75D6"/>
     <w:rsid w:val="00E35677"/>
     <w:rsid w:val="00E552F8"/>
